--- a/meeting_minutes/14-07-2026 (M3)_CSCK542_Computing - Group Assignments - Minutes-Group B .docx
+++ b/meeting_minutes/14-07-2026 (M3)_CSCK542_Computing - Group Assignments - Minutes-Group B .docx
@@ -1184,7 +1184,7 @@
           </w:tcPr>
           <w:p>
             <w:r>
-              <w:t>Present</w:t>
+              <w:t>Not present</w:t>
             </w:r>
           </w:p>
         </w:tc>

--- a/meeting_minutes/14-07-2026 (M3)_CSCK542_Computing - Group Assignments - Minutes-Group B .docx
+++ b/meeting_minutes/14-07-2026 (M3)_CSCK542_Computing - Group Assignments - Minutes-Group B .docx
@@ -1184,7 +1184,7 @@
           </w:tcPr>
           <w:p>
             <w:r>
-              <w:t>Not present</w:t>
+              <w:t>Present</w:t>
             </w:r>
           </w:p>
         </w:tc>

--- a/meeting_minutes/14-07-2026 (M3)_CSCK542_Computing - Group Assignments - Minutes-Group B .docx
+++ b/meeting_minutes/14-07-2026 (M3)_CSCK542_Computing - Group Assignments - Minutes-Group B .docx
@@ -1184,7 +1184,7 @@
           </w:tcPr>
           <w:p>
             <w:r>
-              <w:t>Present</w:t>
+              <w:t xml:space="preserve">Not present (did not report) </w:t>
             </w:r>
           </w:p>
         </w:tc>

--- a/meeting_minutes/14-07-2026 (M3)_CSCK542_Computing - Group Assignments - Minutes-Group B .docx
+++ b/meeting_minutes/14-07-2026 (M3)_CSCK542_Computing - Group Assignments - Minutes-Group B .docx
@@ -355,19 +355,9 @@
             <w:tcW w:w="4249" w:type="dxa"/>
           </w:tcPr>
           <w:p>
-            <w:proofErr w:type="spellStart"/>
-            <w:r>
-              <w:t>Dooshina</w:t>
-            </w:r>
-            <w:proofErr w:type="spellEnd"/>
-            <w:r>
-              <w:t xml:space="preserve"> </w:t>
-            </w:r>
-            <w:proofErr w:type="spellStart"/>
-            <w:r>
-              <w:t>Oolun</w:t>
-            </w:r>
-            <w:proofErr w:type="spellEnd"/>
+            <w:r>
+              <w:t>Dooshina Oolun</w:t>
+            </w:r>
           </w:p>
         </w:tc>
         <w:tc>
@@ -1096,19 +1086,9 @@
             <w:vAlign w:val="center"/>
           </w:tcPr>
           <w:p>
-            <w:proofErr w:type="spellStart"/>
-            <w:r>
-              <w:t>Dooshina</w:t>
-            </w:r>
-            <w:proofErr w:type="spellEnd"/>
-            <w:r>
-              <w:t xml:space="preserve"> </w:t>
-            </w:r>
-            <w:proofErr w:type="spellStart"/>
-            <w:r>
-              <w:t>Oolun</w:t>
-            </w:r>
-            <w:proofErr w:type="spellEnd"/>
+            <w:r>
+              <w:t>Dooshina Oolun</w:t>
+            </w:r>
           </w:p>
         </w:tc>
         <w:tc>
@@ -1184,7 +1164,7 @@
           </w:tcPr>
           <w:p>
             <w:r>
-              <w:t xml:space="preserve">Not present (did not report) </w:t>
+              <w:t>Sent apologies</w:t>
             </w:r>
           </w:p>
         </w:tc>
@@ -1419,19 +1399,9 @@
             <w:vAlign w:val="center"/>
           </w:tcPr>
           <w:p>
-            <w:proofErr w:type="spellStart"/>
-            <w:r>
-              <w:t>Dooshina</w:t>
-            </w:r>
-            <w:proofErr w:type="spellEnd"/>
-            <w:r>
-              <w:t xml:space="preserve"> </w:t>
-            </w:r>
-            <w:proofErr w:type="spellStart"/>
-            <w:r>
-              <w:t>Oolun</w:t>
-            </w:r>
-            <w:proofErr w:type="spellEnd"/>
+            <w:r>
+              <w:t>Dooshina Oolun</w:t>
+            </w:r>
           </w:p>
         </w:tc>
         <w:tc>
@@ -1474,23 +1444,7 @@
           </w:tcPr>
           <w:p>
             <w:r>
-              <w:t xml:space="preserve">Dramane Bako / </w:t>
-            </w:r>
-            <w:proofErr w:type="spellStart"/>
-            <w:r>
-              <w:t>Dooshina</w:t>
-            </w:r>
-            <w:proofErr w:type="spellEnd"/>
-            <w:r>
-              <w:t xml:space="preserve"> </w:t>
-            </w:r>
-            <w:proofErr w:type="spellStart"/>
-            <w:r>
-              <w:t>Oolun</w:t>
-            </w:r>
-            <w:proofErr w:type="spellEnd"/>
-            <w:r>
-              <w:t xml:space="preserve"> / Edon Kelmendi</w:t>
+              <w:t>Dramane Bako / Dooshina Oolun / Edon Kelmendi</w:t>
             </w:r>
           </w:p>
         </w:tc>
@@ -1501,15 +1455,7 @@
           </w:tcPr>
           <w:p>
             <w:r>
-              <w:t xml:space="preserve">Edon will merge the front end and back end. Dramane will explain the front-end functions and sample-data structure, while </w:t>
-            </w:r>
-            <w:proofErr w:type="spellStart"/>
-            <w:r>
-              <w:t>Dooshina</w:t>
-            </w:r>
-            <w:proofErr w:type="spellEnd"/>
-            <w:r>
-              <w:t xml:space="preserve"> will provide the completed SQLite database. The team agreed that clear communication was required so the existing functions could be replaced with database-driven functions.</w:t>
+              <w:t>Edon will merge the front end and back end. Dramane will explain the front-end functions and sample-data structure, while Dooshina will provide the completed SQLite database. The team agreed that clear communication was required so the existing functions could be replaced with database-driven functions.</w:t>
             </w:r>
           </w:p>
         </w:tc>
@@ -1776,19 +1722,9 @@
             <w:vAlign w:val="center"/>
           </w:tcPr>
           <w:p>
-            <w:proofErr w:type="spellStart"/>
-            <w:r>
-              <w:t>Dooshina</w:t>
-            </w:r>
-            <w:proofErr w:type="spellEnd"/>
-            <w:r>
-              <w:t xml:space="preserve"> </w:t>
-            </w:r>
-            <w:proofErr w:type="spellStart"/>
-            <w:r>
-              <w:t>Oolun</w:t>
-            </w:r>
-            <w:proofErr w:type="spellEnd"/>
+            <w:r>
+              <w:t>Dooshina Oolun</w:t>
+            </w:r>
           </w:p>
         </w:tc>
         <w:tc>
